--- a/АКТ_О_ВНЕДРЕНИИ.docx
+++ b/АКТ_О_ВНЕДРЕНИИ.docx
@@ -4,7 +4,7 @@
   <w:body>
     <w:p>
       <w:pPr>
-        <w:pStyle w:val="a3"/>
+        <w:pStyle w:val="a8"/>
         <w:ind w:firstLine="0"/>
         <w:jc w:val="center"/>
         <w:rPr>
@@ -16,7 +16,7 @@
     </w:p>
     <w:p>
       <w:pPr>
-        <w:pStyle w:val="a3"/>
+        <w:pStyle w:val="a8"/>
         <w:ind w:firstLine="0"/>
         <w:jc w:val="center"/>
         <w:rPr>
@@ -28,7 +28,7 @@
     </w:p>
     <w:p>
       <w:pPr>
-        <w:pStyle w:val="a3"/>
+        <w:pStyle w:val="a8"/>
         <w:ind w:firstLine="0"/>
         <w:jc w:val="center"/>
         <w:rPr>
@@ -40,7 +40,7 @@
     </w:p>
     <w:p>
       <w:pPr>
-        <w:pStyle w:val="a3"/>
+        <w:pStyle w:val="a8"/>
         <w:ind w:firstLine="0"/>
         <w:jc w:val="center"/>
         <w:rPr>
@@ -62,7 +62,7 @@
     </w:p>
     <w:p>
       <w:pPr>
-        <w:pStyle w:val="a3"/>
+        <w:pStyle w:val="a8"/>
         <w:ind w:firstLine="0"/>
         <w:jc w:val="center"/>
         <w:rPr>
@@ -82,7 +82,7 @@
     </w:p>
     <w:p>
       <w:pPr>
-        <w:pStyle w:val="a3"/>
+        <w:pStyle w:val="a8"/>
         <w:ind w:firstLine="0"/>
         <w:jc w:val="center"/>
         <w:rPr>
@@ -102,7 +102,7 @@
     </w:p>
     <w:p>
       <w:pPr>
-        <w:pStyle w:val="a3"/>
+        <w:pStyle w:val="a8"/>
         <w:ind w:firstLine="0"/>
         <w:jc w:val="center"/>
         <w:rPr>
@@ -114,7 +114,7 @@
     </w:p>
     <w:p>
       <w:pPr>
-        <w:pStyle w:val="a3"/>
+        <w:pStyle w:val="a8"/>
         <w:rPr>
           <w:rFonts w:ascii="Times New Roman" w:hAnsi="Times New Roman" w:cs="Times New Roman"/>
           <w:sz w:val="28"/>
@@ -191,7 +191,7 @@
           <w:sz w:val="28"/>
           <w:szCs w:val="28"/>
         </w:rPr>
-        <w:t>ё</w:t>
+        <w:t>е</w:t>
       </w:r>
       <w:r>
         <w:rPr>
@@ -239,7 +239,23 @@
           <w:sz w:val="28"/>
           <w:szCs w:val="28"/>
         </w:rPr>
-        <w:t>размещён</w:t>
+        <w:t>размещ</w:t>
+      </w:r>
+      <w:r>
+        <w:rPr>
+          <w:rFonts w:ascii="Times New Roman" w:hAnsi="Times New Roman" w:cs="Times New Roman"/>
+          <w:sz w:val="28"/>
+          <w:szCs w:val="28"/>
+        </w:rPr>
+        <w:t>е</w:t>
+      </w:r>
+      <w:r>
+        <w:rPr>
+          <w:rFonts w:ascii="Times New Roman" w:hAnsi="Times New Roman" w:cs="Times New Roman"/>
+          <w:sz w:val="28"/>
+          <w:szCs w:val="28"/>
+        </w:rPr>
+        <w:t>н</w:t>
       </w:r>
       <w:r>
         <w:rPr>
@@ -252,7 +268,7 @@
     </w:p>
     <w:p>
       <w:pPr>
-        <w:pStyle w:val="a3"/>
+        <w:pStyle w:val="a8"/>
         <w:ind w:firstLine="0"/>
         <w:jc w:val="center"/>
         <w:rPr>
@@ -264,7 +280,7 @@
     </w:p>
     <w:p>
       <w:pPr>
-        <w:pStyle w:val="a3"/>
+        <w:pStyle w:val="a8"/>
         <w:ind w:firstLine="0"/>
         <w:jc w:val="center"/>
         <w:rPr>
@@ -276,7 +292,7 @@
     </w:p>
     <w:p>
       <w:pPr>
-        <w:pStyle w:val="a3"/>
+        <w:pStyle w:val="a8"/>
         <w:ind w:firstLine="0"/>
         <w:jc w:val="center"/>
         <w:rPr>
@@ -288,7 +304,7 @@
     </w:p>
     <w:p>
       <w:pPr>
-        <w:pStyle w:val="a3"/>
+        <w:pStyle w:val="a8"/>
         <w:jc w:val="right"/>
         <w:rPr>
           <w:rFonts w:ascii="Times New Roman" w:hAnsi="Times New Roman" w:cs="Times New Roman"/>
@@ -312,6 +328,8 @@
         </w:rPr>
         <w:t>____________ Семочкин И. С.</w:t>
       </w:r>
+      <w:bookmarkStart w:id="0" w:name="_GoBack"/>
+      <w:bookmarkEnd w:id="0"/>
       <w:r>
         <w:rPr>
           <w:rFonts w:ascii="Times New Roman" w:hAnsi="Times New Roman" w:cs="Times New Roman"/>
@@ -319,14 +337,53 @@
           <w:szCs w:val="28"/>
         </w:rPr>
         <w:br/>
-        <w:t>«__» __________ 20</w:t>
-      </w:r>
-      <w:r>
-        <w:rPr>
-          <w:rFonts w:ascii="Times New Roman" w:hAnsi="Times New Roman" w:cs="Times New Roman"/>
-          <w:sz w:val="28"/>
-          <w:szCs w:val="28"/>
-          <w:u w:val="single"/>
+        <w:t>«</w:t>
+      </w:r>
+      <w:r>
+        <w:rPr>
+          <w:rFonts w:ascii="Times New Roman" w:hAnsi="Times New Roman" w:cs="Times New Roman"/>
+          <w:sz w:val="28"/>
+          <w:szCs w:val="28"/>
+        </w:rPr>
+        <w:t>27</w:t>
+      </w:r>
+      <w:r>
+        <w:rPr>
+          <w:rFonts w:ascii="Times New Roman" w:hAnsi="Times New Roman" w:cs="Times New Roman"/>
+          <w:sz w:val="28"/>
+          <w:szCs w:val="28"/>
+        </w:rPr>
+        <w:t>»</w:t>
+      </w:r>
+      <w:r>
+        <w:rPr>
+          <w:rFonts w:ascii="Times New Roman" w:hAnsi="Times New Roman" w:cs="Times New Roman"/>
+          <w:sz w:val="28"/>
+          <w:szCs w:val="28"/>
+        </w:rPr>
+        <w:t xml:space="preserve"> </w:t>
+      </w:r>
+      <w:r>
+        <w:rPr>
+          <w:rFonts w:ascii="Times New Roman" w:hAnsi="Times New Roman" w:cs="Times New Roman"/>
+          <w:sz w:val="28"/>
+          <w:szCs w:val="28"/>
+        </w:rPr>
+        <w:t>февраля</w:t>
+      </w:r>
+      <w:r>
+        <w:rPr>
+          <w:rFonts w:ascii="Times New Roman" w:hAnsi="Times New Roman" w:cs="Times New Roman"/>
+          <w:sz w:val="28"/>
+          <w:szCs w:val="28"/>
+        </w:rPr>
+        <w:t xml:space="preserve"> 20</w:t>
+      </w:r>
+      <w:r>
+        <w:rPr>
+          <w:rFonts w:ascii="Times New Roman" w:hAnsi="Times New Roman" w:cs="Times New Roman"/>
+          <w:sz w:val="28"/>
+          <w:szCs w:val="28"/>
         </w:rPr>
         <w:t>26</w:t>
       </w:r>
@@ -349,7 +406,7 @@
     </w:p>
     <w:p>
       <w:pPr>
-        <w:pStyle w:val="a3"/>
+        <w:pStyle w:val="a8"/>
         <w:ind w:firstLine="0"/>
         <w:jc w:val="center"/>
         <w:rPr>
@@ -361,7 +418,7 @@
     </w:p>
     <w:p>
       <w:pPr>
-        <w:pStyle w:val="a3"/>
+        <w:pStyle w:val="a8"/>
         <w:ind w:firstLine="0"/>
         <w:jc w:val="center"/>
         <w:rPr>
@@ -373,7 +430,7 @@
     </w:p>
     <w:p>
       <w:pPr>
-        <w:pStyle w:val="a3"/>
+        <w:pStyle w:val="a8"/>
         <w:ind w:firstLine="0"/>
         <w:jc w:val="center"/>
         <w:rPr>
@@ -385,7 +442,7 @@
     </w:p>
     <w:p>
       <w:pPr>
-        <w:pStyle w:val="a3"/>
+        <w:pStyle w:val="a8"/>
         <w:ind w:right="991"/>
         <w:jc w:val="right"/>
         <w:rPr>
@@ -394,8 +451,6 @@
           <w:szCs w:val="28"/>
         </w:rPr>
       </w:pPr>
-      <w:bookmarkStart w:id="0" w:name="_GoBack"/>
-      <w:bookmarkEnd w:id="0"/>
       <w:r>
         <w:rPr>
           <w:rFonts w:ascii="Times New Roman" w:hAnsi="Times New Roman" w:cs="Times New Roman"/>
@@ -407,7 +462,7 @@
     </w:p>
     <w:p>
       <w:pPr>
-        <w:pStyle w:val="a3"/>
+        <w:pStyle w:val="a8"/>
         <w:ind w:firstLine="0"/>
         <w:jc w:val="center"/>
         <w:rPr>
@@ -419,7 +474,7 @@
     </w:p>
     <w:p>
       <w:pPr>
-        <w:pStyle w:val="a3"/>
+        <w:pStyle w:val="a8"/>
         <w:ind w:firstLine="0"/>
         <w:jc w:val="center"/>
         <w:rPr>
@@ -431,7 +486,7 @@
     </w:p>
     <w:p>
       <w:pPr>
-        <w:pStyle w:val="a3"/>
+        <w:pStyle w:val="a8"/>
         <w:ind w:firstLine="0"/>
         <w:jc w:val="center"/>
         <w:rPr>
@@ -443,7 +498,7 @@
     </w:p>
     <w:p>
       <w:pPr>
-        <w:pStyle w:val="a3"/>
+        <w:pStyle w:val="a8"/>
         <w:spacing w:line="240" w:lineRule="auto"/>
         <w:jc w:val="right"/>
         <w:rPr>
@@ -463,7 +518,7 @@
     </w:p>
     <w:p>
       <w:pPr>
-        <w:pStyle w:val="a3"/>
+        <w:pStyle w:val="a8"/>
         <w:spacing w:line="240" w:lineRule="auto"/>
         <w:jc w:val="right"/>
         <w:rPr>
@@ -478,12 +533,60 @@
           <w:sz w:val="24"/>
           <w:szCs w:val="24"/>
         </w:rPr>
-        <w:t>000000, Санкт-Петербург, ул. 000, д. 00, корп. 00, 00</w:t>
+        <w:t>194356</w:t>
+      </w:r>
+      <w:r>
+        <w:rPr>
+          <w:rFonts w:ascii="Times New Roman" w:hAnsi="Times New Roman" w:cs="Times New Roman"/>
+          <w:sz w:val="24"/>
+          <w:szCs w:val="24"/>
+        </w:rPr>
+        <w:t xml:space="preserve">, Санкт-Петербург, </w:t>
+      </w:r>
+      <w:r>
+        <w:rPr>
+          <w:rFonts w:ascii="Times New Roman" w:hAnsi="Times New Roman" w:cs="Times New Roman"/>
+          <w:sz w:val="24"/>
+          <w:szCs w:val="24"/>
+        </w:rPr>
+        <w:t>пр. Луначарского</w:t>
+      </w:r>
+      <w:r>
+        <w:rPr>
+          <w:rFonts w:ascii="Times New Roman" w:hAnsi="Times New Roman" w:cs="Times New Roman"/>
+          <w:sz w:val="24"/>
+          <w:szCs w:val="24"/>
+        </w:rPr>
+        <w:t xml:space="preserve">, д. </w:t>
+      </w:r>
+      <w:r>
+        <w:rPr>
+          <w:rFonts w:ascii="Times New Roman" w:hAnsi="Times New Roman" w:cs="Times New Roman"/>
+          <w:sz w:val="24"/>
+          <w:szCs w:val="24"/>
+        </w:rPr>
+        <w:t>5</w:t>
+      </w:r>
+      <w:r>
+        <w:rPr>
+          <w:rFonts w:ascii="Times New Roman" w:hAnsi="Times New Roman" w:cs="Times New Roman"/>
+          <w:sz w:val="24"/>
+          <w:szCs w:val="24"/>
+        </w:rPr>
+        <w:t xml:space="preserve">, корп. </w:t>
+      </w:r>
+      <w:r>
+        <w:rPr>
+          <w:rFonts w:ascii="Times New Roman" w:hAnsi="Times New Roman" w:cs="Times New Roman"/>
+          <w:sz w:val="24"/>
+          <w:szCs w:val="24"/>
+        </w:rPr>
+        <w:t>1</w:t>
       </w:r>
     </w:p>
     <w:p>
       <w:pPr>
-        <w:pStyle w:val="a3"/>
+        <w:pStyle w:val="a8"/>
         <w:spacing w:line="240" w:lineRule="auto"/>
         <w:jc w:val="right"/>
         <w:rPr>
@@ -498,12 +601,76 @@
           <w:sz w:val="24"/>
           <w:szCs w:val="24"/>
         </w:rPr>
-        <w:t>тел. +7 (000) 000-00-00</w:t>
+        <w:t>тел</w:t>
+      </w:r>
+      <w:r>
+        <w:rPr>
+          <w:rFonts w:ascii="Times New Roman" w:hAnsi="Times New Roman" w:cs="Times New Roman"/>
+          <w:sz w:val="24"/>
+          <w:szCs w:val="24"/>
+        </w:rPr>
+        <w:t>. +7 (</w:t>
+      </w:r>
+      <w:r>
+        <w:rPr>
+          <w:rFonts w:ascii="Times New Roman" w:hAnsi="Times New Roman" w:cs="Times New Roman"/>
+          <w:sz w:val="24"/>
+          <w:szCs w:val="24"/>
+        </w:rPr>
+        <w:t>999</w:t>
+      </w:r>
+      <w:r>
+        <w:rPr>
+          <w:rFonts w:ascii="Times New Roman" w:hAnsi="Times New Roman" w:cs="Times New Roman"/>
+          <w:sz w:val="24"/>
+          <w:szCs w:val="24"/>
+        </w:rPr>
+        <w:t xml:space="preserve">) </w:t>
+      </w:r>
+      <w:r>
+        <w:rPr>
+          <w:rFonts w:ascii="Times New Roman" w:hAnsi="Times New Roman" w:cs="Times New Roman"/>
+          <w:sz w:val="24"/>
+          <w:szCs w:val="24"/>
+        </w:rPr>
+        <w:t>232</w:t>
+      </w:r>
+      <w:r>
+        <w:rPr>
+          <w:rFonts w:ascii="Times New Roman" w:hAnsi="Times New Roman" w:cs="Times New Roman"/>
+          <w:sz w:val="24"/>
+          <w:szCs w:val="24"/>
+        </w:rPr>
+        <w:t>-</w:t>
+      </w:r>
+      <w:r>
+        <w:rPr>
+          <w:rFonts w:ascii="Times New Roman" w:hAnsi="Times New Roman" w:cs="Times New Roman"/>
+          <w:sz w:val="24"/>
+          <w:szCs w:val="24"/>
+        </w:rPr>
+        <w:t>88</w:t>
+      </w:r>
+      <w:r>
+        <w:rPr>
+          <w:rFonts w:ascii="Times New Roman" w:hAnsi="Times New Roman" w:cs="Times New Roman"/>
+          <w:sz w:val="24"/>
+          <w:szCs w:val="24"/>
+        </w:rPr>
+        <w:t>-</w:t>
+      </w:r>
+      <w:r>
+        <w:rPr>
+          <w:rFonts w:ascii="Times New Roman" w:hAnsi="Times New Roman" w:cs="Times New Roman"/>
+          <w:sz w:val="24"/>
+          <w:szCs w:val="24"/>
+        </w:rPr>
+        <w:t>84</w:t>
       </w:r>
     </w:p>
     <w:p>
       <w:pPr>
-        <w:pStyle w:val="a3"/>
+        <w:pStyle w:val="a8"/>
         <w:spacing w:line="240" w:lineRule="auto"/>
         <w:jc w:val="right"/>
         <w:rPr>
@@ -519,7 +686,15 @@
           <w:szCs w:val="24"/>
           <w:lang w:val="en-US"/>
         </w:rPr>
-        <w:t xml:space="preserve">E-mail: </w:t>
+        <w:t>E</w:t>
+      </w:r>
+      <w:r>
+        <w:rPr>
+          <w:rFonts w:ascii="Times New Roman" w:hAnsi="Times New Roman" w:cs="Times New Roman"/>
+          <w:sz w:val="24"/>
+          <w:szCs w:val="24"/>
+        </w:rPr>
+        <w:t>-</w:t>
       </w:r>
       <w:r>
         <w:rPr>
@@ -528,12 +703,69 @@
           <w:szCs w:val="24"/>
           <w:lang w:val="en-US"/>
         </w:rPr>
-        <w:t>joraalzak@yandex.ru</w:t>
-      </w:r>
+        <w:t>mail</w:t>
+      </w:r>
+      <w:r>
+        <w:rPr>
+          <w:rFonts w:ascii="Times New Roman" w:hAnsi="Times New Roman" w:cs="Times New Roman"/>
+          <w:sz w:val="24"/>
+          <w:szCs w:val="24"/>
+        </w:rPr>
+        <w:t xml:space="preserve">: </w:t>
+      </w:r>
+      <w:proofErr w:type="spellStart"/>
+      <w:r>
+        <w:rPr>
+          <w:rFonts w:ascii="Times New Roman" w:hAnsi="Times New Roman" w:cs="Times New Roman"/>
+          <w:sz w:val="24"/>
+          <w:szCs w:val="24"/>
+          <w:lang w:val="en-US"/>
+        </w:rPr>
+        <w:t>joraalzak</w:t>
+      </w:r>
+      <w:proofErr w:type="spellEnd"/>
+      <w:r>
+        <w:rPr>
+          <w:rFonts w:ascii="Times New Roman" w:hAnsi="Times New Roman" w:cs="Times New Roman"/>
+          <w:sz w:val="24"/>
+          <w:szCs w:val="24"/>
+        </w:rPr>
+        <w:t>@</w:t>
+      </w:r>
+      <w:proofErr w:type="spellStart"/>
+      <w:r>
+        <w:rPr>
+          <w:rFonts w:ascii="Times New Roman" w:hAnsi="Times New Roman" w:cs="Times New Roman"/>
+          <w:sz w:val="24"/>
+          <w:szCs w:val="24"/>
+          <w:lang w:val="en-US"/>
+        </w:rPr>
+        <w:t>yandex</w:t>
+      </w:r>
+      <w:proofErr w:type="spellEnd"/>
+      <w:r>
+        <w:rPr>
+          <w:rFonts w:ascii="Times New Roman" w:hAnsi="Times New Roman" w:cs="Times New Roman"/>
+          <w:sz w:val="24"/>
+          <w:szCs w:val="24"/>
+        </w:rPr>
+        <w:t>.</w:t>
+      </w:r>
+      <w:proofErr w:type="spellStart"/>
+      <w:r>
+        <w:rPr>
+          <w:rFonts w:ascii="Times New Roman" w:hAnsi="Times New Roman" w:cs="Times New Roman"/>
+          <w:sz w:val="24"/>
+          <w:szCs w:val="24"/>
+          <w:lang w:val="en-US"/>
+        </w:rPr>
+        <w:t>ru</w:t>
+      </w:r>
+      <w:proofErr w:type="spellEnd"/>
     </w:p>
     <w:p>
       <w:pPr>
-        <w:pStyle w:val="a3"/>
+        <w:pStyle w:val="a8"/>
         <w:spacing w:line="240" w:lineRule="auto"/>
         <w:jc w:val="right"/>
         <w:rPr>
@@ -563,7 +795,7 @@
     </w:p>
     <w:p>
       <w:pPr>
-        <w:pStyle w:val="a3"/>
+        <w:pStyle w:val="a8"/>
         <w:spacing w:line="240" w:lineRule="auto"/>
         <w:jc w:val="right"/>
         <w:rPr>
@@ -1833,16 +2065,16 @@
     <w:lsdException w:name="Hashtag" w:semiHidden="1" w:unhideWhenUsed="1"/>
     <w:lsdException w:name="Unresolved Mention" w:semiHidden="1" w:unhideWhenUsed="1"/>
   </w:latentStyles>
-  <w:style w:type="paragraph" w:default="1" w:styleId="Normal">
+  <w:style w:type="paragraph" w:default="1" w:styleId="a">
     <w:name w:val="Normal"/>
     <w:qFormat/>
   </w:style>
-  <w:style w:type="paragraph" w:styleId="Heading1">
+  <w:style w:type="paragraph" w:styleId="10">
     <w:name w:val="heading 1"/>
     <w:aliases w:val="1 Заголовок 1"/>
-    <w:basedOn w:val="Normal"/>
-    <w:next w:val="Normal"/>
-    <w:link w:val="Heading1Char"/>
+    <w:basedOn w:val="a"/>
+    <w:next w:val="a"/>
+    <w:link w:val="11"/>
     <w:autoRedefine/>
     <w:uiPriority w:val="9"/>
     <w:qFormat/>
@@ -1865,12 +2097,12 @@
       <w14:ligatures w14:val="none"/>
     </w:rPr>
   </w:style>
-  <w:style w:type="paragraph" w:styleId="Heading2">
+  <w:style w:type="paragraph" w:styleId="20">
     <w:name w:val="heading 2"/>
     <w:aliases w:val="2 Заголовок 2"/>
-    <w:basedOn w:val="Heading1"/>
-    <w:next w:val="Normal"/>
-    <w:link w:val="Heading2Char"/>
+    <w:basedOn w:val="10"/>
+    <w:next w:val="a"/>
+    <w:link w:val="21"/>
     <w:autoRedefine/>
     <w:uiPriority w:val="9"/>
     <w:unhideWhenUsed/>
@@ -1880,12 +2112,12 @@
       <w:outlineLvl w:val="1"/>
     </w:pPr>
   </w:style>
-  <w:style w:type="paragraph" w:styleId="Heading3">
+  <w:style w:type="paragraph" w:styleId="3">
     <w:name w:val="heading 3"/>
     <w:aliases w:val="3 Заголовок 3"/>
-    <w:basedOn w:val="Heading2"/>
-    <w:next w:val="Normal"/>
-    <w:link w:val="Heading3Char"/>
+    <w:basedOn w:val="20"/>
+    <w:next w:val="a"/>
+    <w:link w:val="30"/>
     <w:autoRedefine/>
     <w:uiPriority w:val="9"/>
     <w:unhideWhenUsed/>
@@ -1895,13 +2127,13 @@
       <w:outlineLvl w:val="2"/>
     </w:pPr>
   </w:style>
-  <w:style w:type="character" w:default="1" w:styleId="DefaultParagraphFont">
+  <w:style w:type="character" w:default="1" w:styleId="a0">
     <w:name w:val="Default Paragraph Font"/>
     <w:uiPriority w:val="1"/>
     <w:semiHidden/>
     <w:unhideWhenUsed/>
   </w:style>
-  <w:style w:type="table" w:default="1" w:styleId="TableNormal">
+  <w:style w:type="table" w:default="1" w:styleId="a1">
     <w:name w:val="Normal Table"/>
     <w:uiPriority w:val="99"/>
     <w:semiHidden/>
@@ -1916,16 +2148,16 @@
       </w:tblCellMar>
     </w:tblPr>
   </w:style>
-  <w:style w:type="numbering" w:default="1" w:styleId="NoList">
+  <w:style w:type="numbering" w:default="1" w:styleId="a2">
     <w:name w:val="No List"/>
     <w:uiPriority w:val="99"/>
     <w:semiHidden/>
     <w:unhideWhenUsed/>
   </w:style>
-  <w:style w:type="paragraph" w:styleId="TOC1">
+  <w:style w:type="paragraph" w:styleId="12">
     <w:name w:val="toc 1"/>
-    <w:basedOn w:val="Normal"/>
-    <w:next w:val="Normal"/>
+    <w:basedOn w:val="a"/>
+    <w:next w:val="a"/>
     <w:autoRedefine/>
     <w:uiPriority w:val="39"/>
     <w:unhideWhenUsed/>
@@ -1948,10 +2180,10 @@
       <w14:ligatures w14:val="none"/>
     </w:rPr>
   </w:style>
-  <w:style w:type="paragraph" w:styleId="TOC2">
+  <w:style w:type="paragraph" w:styleId="22">
     <w:name w:val="toc 2"/>
-    <w:basedOn w:val="Normal"/>
-    <w:next w:val="Normal"/>
+    <w:basedOn w:val="a"/>
+    <w:next w:val="a"/>
     <w:autoRedefine/>
     <w:uiPriority w:val="39"/>
     <w:unhideWhenUsed/>
@@ -1974,7 +2206,7 @@
   <w:style w:type="paragraph" w:customStyle="1" w:styleId="2">
     <w:name w:val="2 Список"/>
     <w:basedOn w:val="-"/>
-    <w:link w:val="20"/>
+    <w:link w:val="23"/>
     <w:autoRedefine/>
     <w:qFormat/>
     <w:rsid w:val="00054D4A"/>
@@ -1985,7 +2217,7 @@
       </w:numPr>
     </w:pPr>
   </w:style>
-  <w:style w:type="character" w:customStyle="1" w:styleId="20">
+  <w:style w:type="character" w:customStyle="1" w:styleId="23">
     <w:name w:val="2 Список Знак"/>
     <w:basedOn w:val="-0"/>
     <w:link w:val="2"/>
@@ -1993,7 +2225,7 @@
   </w:style>
   <w:style w:type="paragraph" w:customStyle="1" w:styleId="-">
     <w:name w:val="- Список"/>
-    <w:basedOn w:val="ListParagraph"/>
+    <w:basedOn w:val="a3"/>
     <w:link w:val="-0"/>
     <w:qFormat/>
     <w:rsid w:val="00162014"/>
@@ -2011,13 +2243,13 @@
   </w:style>
   <w:style w:type="character" w:customStyle="1" w:styleId="-0">
     <w:name w:val="- Список Знак"/>
-    <w:basedOn w:val="DefaultParagraphFont"/>
+    <w:basedOn w:val="a0"/>
     <w:link w:val="-"/>
     <w:rsid w:val="00162014"/>
   </w:style>
-  <w:style w:type="paragraph" w:styleId="ListParagraph">
+  <w:style w:type="paragraph" w:styleId="a3">
     <w:name w:val="List Paragraph"/>
-    <w:basedOn w:val="Normal"/>
+    <w:basedOn w:val="a"/>
     <w:uiPriority w:val="34"/>
     <w:qFormat/>
     <w:rsid w:val="00054D4A"/>
@@ -2026,10 +2258,10 @@
       <w:contextualSpacing/>
     </w:pPr>
   </w:style>
-  <w:style w:type="paragraph" w:customStyle="1" w:styleId="a">
+  <w:style w:type="paragraph" w:customStyle="1" w:styleId="a4">
     <w:name w:val="Таблица"/>
-    <w:basedOn w:val="Normal"/>
-    <w:link w:val="a0"/>
+    <w:basedOn w:val="a"/>
+    <w:link w:val="a5"/>
     <w:autoRedefine/>
     <w:qFormat/>
     <w:rsid w:val="00054D4A"/>
@@ -2042,21 +2274,21 @@
       <w:szCs w:val="24"/>
     </w:rPr>
   </w:style>
-  <w:style w:type="character" w:customStyle="1" w:styleId="a0">
+  <w:style w:type="character" w:customStyle="1" w:styleId="a5">
     <w:name w:val="Таблица Знак"/>
-    <w:basedOn w:val="DefaultParagraphFont"/>
-    <w:link w:val="a"/>
+    <w:basedOn w:val="a0"/>
+    <w:link w:val="a4"/>
     <w:rsid w:val="00054D4A"/>
     <w:rPr>
       <w:sz w:val="24"/>
       <w:szCs w:val="24"/>
     </w:rPr>
   </w:style>
-  <w:style w:type="character" w:customStyle="1" w:styleId="Heading1Char">
-    <w:name w:val="Heading 1 Char"/>
-    <w:aliases w:val="1 Заголовок 1 Char"/>
-    <w:basedOn w:val="DefaultParagraphFont"/>
-    <w:link w:val="Heading1"/>
+  <w:style w:type="character" w:customStyle="1" w:styleId="11">
+    <w:name w:val="Заголовок 1 Знак"/>
+    <w:aliases w:val="1 Заголовок 1 Знак"/>
+    <w:basedOn w:val="a0"/>
+    <w:link w:val="10"/>
     <w:uiPriority w:val="9"/>
     <w:rsid w:val="00054D4A"/>
     <w:rPr>
@@ -2069,11 +2301,11 @@
       <w14:ligatures w14:val="none"/>
     </w:rPr>
   </w:style>
-  <w:style w:type="character" w:customStyle="1" w:styleId="Heading2Char">
-    <w:name w:val="Heading 2 Char"/>
-    <w:aliases w:val="2 Заголовок 2 Char"/>
-    <w:basedOn w:val="DefaultParagraphFont"/>
-    <w:link w:val="Heading2"/>
+  <w:style w:type="character" w:customStyle="1" w:styleId="21">
+    <w:name w:val="Заголовок 2 Знак"/>
+    <w:aliases w:val="2 Заголовок 2 Знак"/>
+    <w:basedOn w:val="a0"/>
+    <w:link w:val="20"/>
     <w:uiPriority w:val="9"/>
     <w:rsid w:val="00054D4A"/>
     <w:rPr>
@@ -2086,11 +2318,11 @@
       <w14:ligatures w14:val="none"/>
     </w:rPr>
   </w:style>
-  <w:style w:type="character" w:customStyle="1" w:styleId="Heading3Char">
-    <w:name w:val="Heading 3 Char"/>
-    <w:aliases w:val="3 Заголовок 3 Char"/>
-    <w:basedOn w:val="DefaultParagraphFont"/>
-    <w:link w:val="Heading3"/>
+  <w:style w:type="character" w:customStyle="1" w:styleId="30">
+    <w:name w:val="Заголовок 3 Знак"/>
+    <w:aliases w:val="3 Заголовок 3 Знак"/>
+    <w:basedOn w:val="a0"/>
+    <w:link w:val="3"/>
     <w:uiPriority w:val="9"/>
     <w:rsid w:val="00054D4A"/>
     <w:rPr>
@@ -2103,10 +2335,10 @@
       <w14:ligatures w14:val="none"/>
     </w:rPr>
   </w:style>
-  <w:style w:type="paragraph" w:customStyle="1" w:styleId="a1">
+  <w:style w:type="paragraph" w:customStyle="1" w:styleId="a6">
     <w:name w:val="Название"/>
-    <w:basedOn w:val="Normal"/>
-    <w:link w:val="a2"/>
+    <w:basedOn w:val="a"/>
+    <w:link w:val="a7"/>
     <w:autoRedefine/>
     <w:qFormat/>
     <w:rsid w:val="00054D4A"/>
@@ -2115,10 +2347,10 @@
       <w:jc w:val="center"/>
     </w:pPr>
   </w:style>
-  <w:style w:type="character" w:customStyle="1" w:styleId="a2">
+  <w:style w:type="character" w:customStyle="1" w:styleId="a7">
     <w:name w:val="Название Знак"/>
-    <w:basedOn w:val="DefaultParagraphFont"/>
-    <w:link w:val="a1"/>
+    <w:basedOn w:val="a0"/>
+    <w:link w:val="a6"/>
     <w:rsid w:val="00054D4A"/>
   </w:style>
   <w:style w:type="numbering" w:customStyle="1" w:styleId="1">
@@ -2131,10 +2363,10 @@
       </w:numPr>
     </w:pPr>
   </w:style>
-  <w:style w:type="paragraph" w:customStyle="1" w:styleId="10">
+  <w:style w:type="paragraph" w:customStyle="1" w:styleId="13">
     <w:name w:val="1. СПИСОК"/>
-    <w:basedOn w:val="ListParagraph"/>
-    <w:link w:val="11"/>
+    <w:basedOn w:val="a3"/>
+    <w:link w:val="14"/>
     <w:qFormat/>
     <w:rsid w:val="00162014"/>
     <w:pPr>
@@ -2146,28 +2378,28 @@
       <w:jc w:val="both"/>
     </w:pPr>
   </w:style>
-  <w:style w:type="character" w:customStyle="1" w:styleId="11">
+  <w:style w:type="character" w:customStyle="1" w:styleId="14">
     <w:name w:val="1. СПИСОК Знак"/>
-    <w:basedOn w:val="DefaultParagraphFont"/>
-    <w:link w:val="10"/>
+    <w:basedOn w:val="a0"/>
+    <w:link w:val="13"/>
     <w:rsid w:val="00162014"/>
   </w:style>
   <w:style w:type="paragraph" w:customStyle="1" w:styleId="-1">
     <w:name w:val="Рис - Название"/>
-    <w:basedOn w:val="a1"/>
+    <w:basedOn w:val="a6"/>
     <w:link w:val="-Char"/>
     <w:qFormat/>
     <w:rsid w:val="00162014"/>
   </w:style>
   <w:style w:type="character" w:customStyle="1" w:styleId="-Char">
     <w:name w:val="Рис - Название Char"/>
-    <w:basedOn w:val="a2"/>
+    <w:basedOn w:val="a7"/>
     <w:link w:val="-1"/>
     <w:rsid w:val="00162014"/>
   </w:style>
-  <w:style w:type="paragraph" w:customStyle="1" w:styleId="a3">
+  <w:style w:type="paragraph" w:customStyle="1" w:styleId="a8">
     <w:name w:val="_Обычный"/>
-    <w:basedOn w:val="Normal"/>
+    <w:basedOn w:val="a"/>
     <w:link w:val="Char"/>
     <w:qFormat/>
     <w:rsid w:val="00966B8A"/>
@@ -2179,13 +2411,13 @@
   </w:style>
   <w:style w:type="character" w:customStyle="1" w:styleId="Char">
     <w:name w:val="_Обычный Char"/>
-    <w:basedOn w:val="DefaultParagraphFont"/>
-    <w:link w:val="a3"/>
+    <w:basedOn w:val="a0"/>
+    <w:link w:val="a8"/>
     <w:rsid w:val="00966B8A"/>
   </w:style>
-  <w:style w:type="paragraph" w:styleId="NormalWeb">
+  <w:style w:type="paragraph" w:styleId="a9">
     <w:name w:val="Normal (Web)"/>
-    <w:basedOn w:val="Normal"/>
+    <w:basedOn w:val="a"/>
     <w:uiPriority w:val="99"/>
     <w:semiHidden/>
     <w:unhideWhenUsed/>
